--- a/docs/prompt.docx
+++ b/docs/prompt.docx
@@ -1485,51 +1485,7 @@
           <w:sz w:val="26"/>
           <w:szCs w:val="26"/>
         </w:rPr>
-        <w:t>Hãy tạo tệp `.agents/rules/role.md`</w:t>
-      </w:r>
-      <w:r>
-        <w:rPr>
-          <w:rFonts w:ascii="Times New Roman" w:hAnsi="Times New Roman" w:cs="Times New Roman"/>
-          <w:i/>
-          <w:iCs/>
-          <w:color w:val="EE0000"/>
-          <w:sz w:val="26"/>
-          <w:szCs w:val="26"/>
-        </w:rPr>
-        <w:t xml:space="preserve"> dựa trên tệp </w:t>
-      </w:r>
-      <w:r>
-        <w:rPr>
-          <w:rFonts w:ascii="Times New Roman" w:hAnsi="Times New Roman" w:cs="Times New Roman"/>
-          <w:i/>
-          <w:iCs/>
-          <w:color w:val="EE0000"/>
-          <w:sz w:val="26"/>
-          <w:szCs w:val="26"/>
-        </w:rPr>
-        <w:t xml:space="preserve">`de_tai_32.md` đóng vai trò làm </w:t>
-      </w:r>
-      <w:r>
-        <w:rPr>
-          <w:rFonts w:ascii="Times New Roman" w:hAnsi="Times New Roman" w:cs="Times New Roman"/>
-          <w:i/>
-          <w:iCs/>
-          <w:color w:val="EE0000"/>
-          <w:sz w:val="26"/>
-          <w:szCs w:val="26"/>
-        </w:rPr>
-        <w:t>quy luật chung để</w:t>
-      </w:r>
-      <w:r>
-        <w:rPr>
-          <w:rFonts w:ascii="Times New Roman" w:hAnsi="Times New Roman" w:cs="Times New Roman"/>
-          <w:i/>
-          <w:iCs/>
-          <w:color w:val="EE0000"/>
-          <w:sz w:val="26"/>
-          <w:szCs w:val="26"/>
-        </w:rPr>
-        <w:t xml:space="preserve"> phát triển hệ thống:</w:t>
+        <w:t>Hãy tạo tệp `.agents/rules/role.md` dựa trên tệp `de_tai_32.md` đóng vai trò làm quy luật chung để phát triển hệ thống:</w:t>
       </w:r>
     </w:p>
     <w:p>
@@ -1720,6 +1676,7 @@
           <w:rFonts w:ascii="Times New Roman" w:hAnsi="Times New Roman" w:cs="Times New Roman"/>
           <w:i/>
           <w:iCs/>
+          <w:color w:val="EE0000"/>
           <w:sz w:val="26"/>
           <w:szCs w:val="26"/>
         </w:rPr>
@@ -1744,7 +1701,7 @@
           <w:sz w:val="26"/>
           <w:szCs w:val="26"/>
         </w:rPr>
-        <w:t>Prompt tạo Skill Phân tích &amp; Đặc tả yêu cầu</w:t>
+        <w:t>Prompt vẽ các biểu đồ hệ thống</w:t>
       </w:r>
       <w:r>
         <w:rPr>
@@ -1760,7 +1717,7 @@
           <w:sz w:val="26"/>
           <w:szCs w:val="26"/>
         </w:rPr>
-        <w:t>requirements-engineering-skill</w:t>
+        <w:t>plantuml-diagram-skill, ood-design-skill, requirements-engineering-skill</w:t>
       </w:r>
       <w:r>
         <w:rPr>
@@ -1773,153 +1730,180 @@
     </w:p>
     <w:p>
       <w:pPr>
-        <w:ind w:left="720"/>
-        <w:rPr>
-          <w:rFonts w:ascii="Times New Roman" w:hAnsi="Times New Roman" w:cs="Times New Roman"/>
-          <w:i/>
-          <w:iCs/>
-          <w:color w:val="EE0000"/>
-          <w:sz w:val="26"/>
-          <w:szCs w:val="26"/>
-        </w:rPr>
-      </w:pPr>
-      <w:r>
-        <w:rPr>
-          <w:rFonts w:ascii="Times New Roman" w:hAnsi="Times New Roman" w:cs="Times New Roman"/>
-          <w:i/>
-          <w:iCs/>
-          <w:color w:val="EE0000"/>
-          <w:sz w:val="26"/>
-          <w:szCs w:val="26"/>
-        </w:rPr>
-        <w:t>Dựa vào rule, hãy tạo cho tôi skill `.agents/skills/requirements/SKILL.md` để phân tích và bóc tách yêu cầu phần mềm.</w:t>
-      </w:r>
-    </w:p>
-    <w:p>
-      <w:pPr>
-        <w:ind w:left="720"/>
-        <w:rPr>
-          <w:rFonts w:ascii="Times New Roman" w:hAnsi="Times New Roman" w:cs="Times New Roman"/>
-          <w:i/>
-          <w:iCs/>
-          <w:color w:val="EE0000"/>
-          <w:sz w:val="26"/>
-          <w:szCs w:val="26"/>
-        </w:rPr>
-      </w:pPr>
-      <w:r>
-        <w:rPr>
-          <w:rFonts w:ascii="Times New Roman" w:hAnsi="Times New Roman" w:cs="Times New Roman"/>
-          <w:i/>
-          <w:iCs/>
-          <w:color w:val="EE0000"/>
-          <w:sz w:val="26"/>
-          <w:szCs w:val="26"/>
-        </w:rPr>
-        <w:t>Yêu cầu:</w:t>
-      </w:r>
-    </w:p>
-    <w:p>
-      <w:pPr>
-        <w:ind w:left="720"/>
-        <w:rPr>
-          <w:rFonts w:ascii="Times New Roman" w:hAnsi="Times New Roman" w:cs="Times New Roman"/>
-          <w:i/>
-          <w:iCs/>
-          <w:color w:val="EE0000"/>
-          <w:sz w:val="26"/>
-          <w:szCs w:val="26"/>
-        </w:rPr>
-      </w:pPr>
-      <w:r>
-        <w:rPr>
-          <w:rFonts w:ascii="Times New Roman" w:hAnsi="Times New Roman" w:cs="Times New Roman"/>
-          <w:i/>
-          <w:iCs/>
-          <w:color w:val="EE0000"/>
-          <w:sz w:val="26"/>
-          <w:szCs w:val="26"/>
-        </w:rPr>
-        <w:t>- Bóc tách đầy đủ 12 yêu cầu chức năng (FR1 -&gt; FR12) và 9 yêu cầu phi chức năng (NFRs).</w:t>
-      </w:r>
-    </w:p>
-    <w:p>
-      <w:pPr>
-        <w:ind w:left="720"/>
-        <w:rPr>
-          <w:rFonts w:ascii="Times New Roman" w:hAnsi="Times New Roman" w:cs="Times New Roman"/>
-          <w:i/>
-          <w:iCs/>
-          <w:color w:val="EE0000"/>
-          <w:sz w:val="26"/>
-          <w:szCs w:val="26"/>
-        </w:rPr>
-      </w:pPr>
-      <w:r>
-        <w:rPr>
-          <w:rFonts w:ascii="Times New Roman" w:hAnsi="Times New Roman" w:cs="Times New Roman"/>
-          <w:i/>
-          <w:iCs/>
-          <w:color w:val="EE0000"/>
-          <w:sz w:val="26"/>
-          <w:szCs w:val="26"/>
-        </w:rPr>
-        <w:t>- Viết kịch bản kiểm thử chấp nhận theo cú pháp Gherkin (Given - When - Then) cho 3 vai trò.</w:t>
-      </w:r>
-    </w:p>
-    <w:p>
-      <w:pPr>
-        <w:ind w:left="720"/>
-        <w:rPr>
-          <w:rFonts w:ascii="Times New Roman" w:hAnsi="Times New Roman" w:cs="Times New Roman"/>
-          <w:i/>
-          <w:iCs/>
-          <w:color w:val="EE0000"/>
-          <w:sz w:val="26"/>
-          <w:szCs w:val="26"/>
-        </w:rPr>
-      </w:pPr>
-      <w:r>
-        <w:rPr>
-          <w:rFonts w:ascii="Times New Roman" w:hAnsi="Times New Roman" w:cs="Times New Roman"/>
-          <w:i/>
-          <w:iCs/>
-          <w:color w:val="EE0000"/>
-          <w:sz w:val="26"/>
-          <w:szCs w:val="26"/>
-        </w:rPr>
-        <w:t>- Xây dựng ma trận truy xuất nguồn gốc yêu cầu (Traceability Matrix).</w:t>
-      </w:r>
-    </w:p>
-    <w:p>
-      <w:pPr>
-        <w:ind w:left="720"/>
-        <w:rPr>
-          <w:rFonts w:ascii="Times New Roman" w:hAnsi="Times New Roman" w:cs="Times New Roman"/>
-          <w:i/>
-          <w:iCs/>
-          <w:color w:val="EE0000"/>
-          <w:sz w:val="26"/>
-          <w:szCs w:val="26"/>
-        </w:rPr>
-      </w:pPr>
-      <w:r>
-        <w:rPr>
-          <w:rFonts w:ascii="Times New Roman" w:hAnsi="Times New Roman" w:cs="Times New Roman"/>
-          <w:i/>
-          <w:iCs/>
-          <w:color w:val="EE0000"/>
-          <w:sz w:val="26"/>
-          <w:szCs w:val="26"/>
-        </w:rPr>
-        <w:t>- Ràng buộc phạm vi chuẩn dự án môn học, không lan man.</w:t>
-      </w:r>
-    </w:p>
-    <w:p>
-      <w:pPr>
         <w:pStyle w:val="ListParagraph"/>
         <w:rPr>
           <w:rFonts w:ascii="Times New Roman" w:hAnsi="Times New Roman" w:cs="Times New Roman"/>
+          <w:i/>
+          <w:iCs/>
+          <w:color w:val="EE0000"/>
+          <w:sz w:val="26"/>
+          <w:szCs w:val="26"/>
+        </w:rPr>
+      </w:pPr>
+      <w:r>
+        <w:rPr>
+          <w:rFonts w:ascii="Times New Roman" w:hAnsi="Times New Roman" w:cs="Times New Roman"/>
+          <w:i/>
+          <w:iCs/>
+          <w:color w:val="EE0000"/>
+          <w:sz w:val="26"/>
+          <w:szCs w:val="26"/>
+        </w:rPr>
+        <w:t>Áp dụng plantuml-diagram-skill và ood-design-skill, hãy vẽ toàn bộ các biểu đồ thiết kế cho hệ thống bằng PlantUML:</w:t>
+      </w:r>
+    </w:p>
+    <w:p>
+      <w:pPr>
+        <w:pStyle w:val="ListParagraph"/>
+        <w:rPr>
+          <w:rFonts w:ascii="Times New Roman" w:hAnsi="Times New Roman" w:cs="Times New Roman"/>
+          <w:i/>
+          <w:iCs/>
+          <w:color w:val="EE0000"/>
+          <w:sz w:val="26"/>
+          <w:szCs w:val="26"/>
+        </w:rPr>
+      </w:pPr>
+      <w:r>
+        <w:rPr>
+          <w:rFonts w:ascii="Times New Roman" w:hAnsi="Times New Roman" w:cs="Times New Roman"/>
+          <w:i/>
+          <w:iCs/>
+          <w:color w:val="EE0000"/>
+          <w:sz w:val="26"/>
+          <w:szCs w:val="26"/>
+        </w:rPr>
+        <w:t>1. Use Case Diagram: Thể hiện rõ 3 Actor (Văn thư, Lãnh đạo, Chuyên viên) gắn với 12 chức năng FR1 - FR12.</w:t>
+      </w:r>
+    </w:p>
+    <w:p>
+      <w:pPr>
+        <w:pStyle w:val="ListParagraph"/>
+        <w:rPr>
+          <w:rFonts w:ascii="Times New Roman" w:hAnsi="Times New Roman" w:cs="Times New Roman"/>
+          <w:i/>
+          <w:iCs/>
+          <w:color w:val="EE0000"/>
+          <w:sz w:val="26"/>
+          <w:szCs w:val="26"/>
+        </w:rPr>
+      </w:pPr>
+      <w:r>
+        <w:rPr>
+          <w:rFonts w:ascii="Times New Roman" w:hAnsi="Times New Roman" w:cs="Times New Roman"/>
+          <w:i/>
+          <w:iCs/>
+          <w:color w:val="EE0000"/>
+          <w:sz w:val="26"/>
+          <w:szCs w:val="26"/>
+        </w:rPr>
+        <w:t>2. Design Class Diagram: Mô hình hóa 9 Domain Class, các Enum trạng thái và quan hệ giữa các Entity.</w:t>
+      </w:r>
+    </w:p>
+    <w:p>
+      <w:pPr>
+        <w:pStyle w:val="ListParagraph"/>
+        <w:rPr>
+          <w:rFonts w:ascii="Times New Roman" w:hAnsi="Times New Roman" w:cs="Times New Roman"/>
+          <w:i/>
+          <w:iCs/>
+          <w:color w:val="EE0000"/>
+          <w:sz w:val="26"/>
+          <w:szCs w:val="26"/>
+        </w:rPr>
+      </w:pPr>
+      <w:r>
+        <w:rPr>
+          <w:rFonts w:ascii="Times New Roman" w:hAnsi="Times New Roman" w:cs="Times New Roman"/>
+          <w:i/>
+          <w:iCs/>
+          <w:color w:val="EE0000"/>
+          <w:sz w:val="26"/>
+          <w:szCs w:val="26"/>
+        </w:rPr>
+        <w:t>3. Sequence Diagram: Mô tả 2 luồng quan trọng nhất:</w:t>
+      </w:r>
+    </w:p>
+    <w:p>
+      <w:pPr>
+        <w:pStyle w:val="ListParagraph"/>
+        <w:rPr>
+          <w:rFonts w:ascii="Times New Roman" w:hAnsi="Times New Roman" w:cs="Times New Roman"/>
+          <w:i/>
+          <w:iCs/>
+          <w:color w:val="EE0000"/>
+          <w:sz w:val="26"/>
+          <w:szCs w:val="26"/>
+        </w:rPr>
+      </w:pPr>
+      <w:r>
+        <w:rPr>
+          <w:rFonts w:ascii="Times New Roman" w:hAnsi="Times New Roman" w:cs="Times New Roman"/>
+          <w:i/>
+          <w:iCs/>
+          <w:color w:val="EE0000"/>
+          <w:sz w:val="26"/>
+          <w:szCs w:val="26"/>
+        </w:rPr>
+        <w:t xml:space="preserve">   - Luồng tiếp nhận công văn đến và AI gợi ý phân loại (Human-in-the-loop).</w:t>
+      </w:r>
+    </w:p>
+    <w:p>
+      <w:pPr>
+        <w:pStyle w:val="ListParagraph"/>
+        <w:rPr>
+          <w:rFonts w:ascii="Times New Roman" w:hAnsi="Times New Roman" w:cs="Times New Roman"/>
+          <w:i/>
+          <w:iCs/>
+          <w:color w:val="EE0000"/>
+          <w:sz w:val="26"/>
+          <w:szCs w:val="26"/>
+        </w:rPr>
+      </w:pPr>
+      <w:r>
+        <w:rPr>
+          <w:rFonts w:ascii="Times New Roman" w:hAnsi="Times New Roman" w:cs="Times New Roman"/>
+          <w:i/>
+          <w:iCs/>
+          <w:color w:val="EE0000"/>
+          <w:sz w:val="26"/>
+          <w:szCs w:val="26"/>
+        </w:rPr>
+        <w:t xml:space="preserve">   - Luồng Lãnh đạo phân công và Chuyên viên dùng AI sinh dự thảo phản hồi.</w:t>
+      </w:r>
+    </w:p>
+    <w:p>
+      <w:pPr>
+        <w:pStyle w:val="ListParagraph"/>
+        <w:rPr>
+          <w:rFonts w:ascii="Times New Roman" w:hAnsi="Times New Roman" w:cs="Times New Roman"/>
+          <w:i/>
+          <w:iCs/>
+          <w:color w:val="EE0000"/>
+          <w:sz w:val="26"/>
+          <w:szCs w:val="26"/>
+        </w:rPr>
+      </w:pPr>
+      <w:r>
+        <w:rPr>
+          <w:rFonts w:ascii="Times New Roman" w:hAnsi="Times New Roman" w:cs="Times New Roman"/>
+          <w:i/>
+          <w:iCs/>
+          <w:color w:val="EE0000"/>
+          <w:sz w:val="26"/>
+          <w:szCs w:val="26"/>
+        </w:rPr>
+        <w:t>4. ERD Diagram: Thể hiện mối quan hệ giữa 8 bảng dữ liệu chuẩn 3NF.</w:t>
+      </w:r>
+    </w:p>
+    <w:p>
+      <w:pPr>
+        <w:pStyle w:val="ListParagraph"/>
+        <w:rPr>
+          <w:rFonts w:ascii="Times New Roman" w:hAnsi="Times New Roman" w:cs="Times New Roman"/>
+          <w:i/>
+          <w:iCs/>
+          <w:color w:val="EE0000"/>
           <w:sz w:val="26"/>
           <w:szCs w:val="26"/>
         </w:rPr>
@@ -1944,31 +1928,31 @@
           <w:sz w:val="26"/>
           <w:szCs w:val="26"/>
         </w:rPr>
-        <w:t>Prompt tạo Skill Thiết kế CSDL Quan hệ</w:t>
-      </w:r>
-      <w:r>
-        <w:rPr>
-          <w:rFonts w:ascii="Times New Roman" w:hAnsi="Times New Roman" w:cs="Times New Roman"/>
-          <w:sz w:val="26"/>
-          <w:szCs w:val="26"/>
-        </w:rPr>
-        <w:t xml:space="preserve"> (</w:t>
-      </w:r>
-      <w:r>
-        <w:rPr>
-          <w:rFonts w:ascii="Times New Roman" w:hAnsi="Times New Roman" w:cs="Times New Roman"/>
-          <w:sz w:val="26"/>
-          <w:szCs w:val="26"/>
-        </w:rPr>
-        <w:t>database-design-skill</w:t>
-      </w:r>
-      <w:r>
-        <w:rPr>
-          <w:rFonts w:ascii="Times New Roman" w:hAnsi="Times New Roman" w:cs="Times New Roman"/>
-          <w:sz w:val="26"/>
-          <w:szCs w:val="26"/>
-        </w:rPr>
-        <w:t>)</w:t>
+        <w:t>Prompt tạo CSDL</w:t>
+      </w:r>
+      <w:r>
+        <w:rPr>
+          <w:rFonts w:ascii="Times New Roman" w:hAnsi="Times New Roman" w:cs="Times New Roman"/>
+          <w:sz w:val="26"/>
+          <w:szCs w:val="26"/>
+        </w:rPr>
+        <w:t xml:space="preserve"> </w:t>
+      </w:r>
+      <w:r>
+        <w:rPr>
+          <w:rFonts w:ascii="Times New Roman" w:hAnsi="Times New Roman" w:cs="Times New Roman"/>
+          <w:sz w:val="26"/>
+          <w:szCs w:val="26"/>
+        </w:rPr>
+        <w:t>(</w:t>
+      </w:r>
+      <w:r>
+        <w:rPr>
+          <w:rFonts w:ascii="Times New Roman" w:hAnsi="Times New Roman" w:cs="Times New Roman"/>
+          <w:sz w:val="26"/>
+          <w:szCs w:val="26"/>
+        </w:rPr>
+        <w:t>database-design-skill)</w:t>
       </w:r>
     </w:p>
     <w:p>
@@ -1992,7 +1976,7 @@
           <w:sz w:val="26"/>
           <w:szCs w:val="26"/>
         </w:rPr>
-        <w:t>Dựa vào rule và skill requirements, hãy tạo cho tôi skill `.agents/skills/database/SKILL.md` để thiết kế cơ sở dữ liệu.</w:t>
+        <w:t>Dựa vào rule.md và database-design-skill, hãy xây dựng toàn bộ cơ sở dữ liệu cho hệ thống:</w:t>
       </w:r>
     </w:p>
     <w:p>
@@ -2016,7 +2000,7 @@
           <w:sz w:val="26"/>
           <w:szCs w:val="26"/>
         </w:rPr>
-        <w:t>Yêu cầu:</w:t>
+        <w:t>1. Tạo tệp DDL `database/schema.sql`: Thiết kế 8 bảng quan hệ chuẩn 3NF (users, departments, documents, tasks, drafts, notifications, ai_task_logs, attachments) cho CSDL SQLite. Đảm bảo đầy đủ khóa chính (PK), khóa ngoại (FK), chỉ mục và các ràng buộc dữ liệu.</w:t>
       </w:r>
     </w:p>
     <w:p>
@@ -2024,93 +2008,21 @@
         <w:ind w:left="720"/>
         <w:rPr>
           <w:rFonts w:ascii="Times New Roman" w:hAnsi="Times New Roman" w:cs="Times New Roman"/>
-          <w:i/>
-          <w:iCs/>
-          <w:color w:val="EE0000"/>
-          <w:sz w:val="26"/>
-          <w:szCs w:val="26"/>
-        </w:rPr>
-      </w:pPr>
-      <w:r>
-        <w:rPr>
-          <w:rFonts w:ascii="Times New Roman" w:hAnsi="Times New Roman" w:cs="Times New Roman"/>
-          <w:i/>
-          <w:iCs/>
-          <w:color w:val="EE0000"/>
-          <w:sz w:val="26"/>
-          <w:szCs w:val="26"/>
-        </w:rPr>
-        <w:t>- Thiết kế mô hình dữ liệu quan hệ chuẩn 3NF sử dụng SQLite / PostgreSQL.</w:t>
-      </w:r>
-    </w:p>
-    <w:p>
-      <w:pPr>
-        <w:ind w:left="720"/>
-        <w:rPr>
-          <w:rFonts w:ascii="Times New Roman" w:hAnsi="Times New Roman" w:cs="Times New Roman"/>
-          <w:i/>
-          <w:iCs/>
-          <w:color w:val="EE0000"/>
-          <w:sz w:val="26"/>
-          <w:szCs w:val="26"/>
-        </w:rPr>
-      </w:pPr>
-      <w:r>
-        <w:rPr>
-          <w:rFonts w:ascii="Times New Roman" w:hAnsi="Times New Roman" w:cs="Times New Roman"/>
-          <w:i/>
-          <w:iCs/>
-          <w:color w:val="EE0000"/>
-          <w:sz w:val="26"/>
-          <w:szCs w:val="26"/>
-        </w:rPr>
-        <w:t>- Định nghĩa rõ ràng 8 bảng cốt lõi (users, departments, documents, tasks, drafts, notifications, ai_task_logs, attachments).</w:t>
-      </w:r>
-    </w:p>
-    <w:p>
-      <w:pPr>
-        <w:ind w:left="720"/>
-        <w:rPr>
-          <w:rFonts w:ascii="Times New Roman" w:hAnsi="Times New Roman" w:cs="Times New Roman"/>
-          <w:i/>
-          <w:iCs/>
-          <w:color w:val="EE0000"/>
-          <w:sz w:val="26"/>
-          <w:szCs w:val="26"/>
-        </w:rPr>
-      </w:pPr>
-      <w:r>
-        <w:rPr>
-          <w:rFonts w:ascii="Times New Roman" w:hAnsi="Times New Roman" w:cs="Times New Roman"/>
-          <w:i/>
-          <w:iCs/>
-          <w:color w:val="EE0000"/>
-          <w:sz w:val="26"/>
-          <w:szCs w:val="26"/>
-        </w:rPr>
-        <w:t>- Cung cấp từ điển dữ liệu (Data Dictionary) với kiểu dữ liệu, khóa chính, khóa ngoại, ràng buộc NOT NULL.</w:t>
-      </w:r>
-    </w:p>
-    <w:p>
-      <w:pPr>
-        <w:ind w:left="720"/>
-        <w:rPr>
-          <w:rFonts w:ascii="Times New Roman" w:hAnsi="Times New Roman" w:cs="Times New Roman"/>
-          <w:color w:val="EE0000"/>
-          <w:sz w:val="26"/>
-          <w:szCs w:val="26"/>
-        </w:rPr>
-      </w:pPr>
-      <w:r>
-        <w:rPr>
-          <w:rFonts w:ascii="Times New Roman" w:hAnsi="Times New Roman" w:cs="Times New Roman"/>
-          <w:i/>
-          <w:iCs/>
-          <w:color w:val="EE0000"/>
-          <w:sz w:val="26"/>
-          <w:szCs w:val="26"/>
-        </w:rPr>
-        <w:t>- Có mã nguồn DDL (schema.sql) và dữ liệu mẫu thử nghiệm (seed_data.sql) cho 3 tài khoản demo.</w:t>
+          <w:color w:val="EE0000"/>
+          <w:sz w:val="26"/>
+          <w:szCs w:val="26"/>
+        </w:rPr>
+      </w:pPr>
+      <w:r>
+        <w:rPr>
+          <w:rFonts w:ascii="Times New Roman" w:hAnsi="Times New Roman" w:cs="Times New Roman"/>
+          <w:i/>
+          <w:iCs/>
+          <w:color w:val="EE0000"/>
+          <w:sz w:val="26"/>
+          <w:szCs w:val="26"/>
+        </w:rPr>
+        <w:t>2. Tạo tệp `database/seed_data.sql`: Nạp sẵn dữ liệu mẫu thực tế gồm 3 phòng ban, 3 tài khoản demo (vanthu, lanhdao, chuyenvien mật khẩu 123456) và các công văn đến/đi mẫu để phục vụ kiểm thử.</w:t>
       </w:r>
     </w:p>
     <w:p>
@@ -2132,7 +2044,31 @@
           <w:sz w:val="26"/>
           <w:szCs w:val="26"/>
         </w:rPr>
-        <w:t>Prompt tạo Skill Thiết kế Hướng đối tượng</w:t>
+        <w:t xml:space="preserve">Prompt </w:t>
+      </w:r>
+      <w:r>
+        <w:rPr>
+          <w:rFonts w:ascii="Times New Roman" w:hAnsi="Times New Roman" w:cs="Times New Roman"/>
+          <w:sz w:val="26"/>
+          <w:szCs w:val="26"/>
+        </w:rPr>
+        <w:t>l</w:t>
+      </w:r>
+      <w:r>
+        <w:rPr>
+          <w:rFonts w:ascii="Times New Roman" w:hAnsi="Times New Roman" w:cs="Times New Roman"/>
+          <w:sz w:val="26"/>
+          <w:szCs w:val="26"/>
+        </w:rPr>
+        <w:t>ập trình</w:t>
+      </w:r>
+      <w:r>
+        <w:rPr>
+          <w:rFonts w:ascii="Times New Roman" w:hAnsi="Times New Roman" w:cs="Times New Roman"/>
+          <w:sz w:val="26"/>
+          <w:szCs w:val="26"/>
+        </w:rPr>
+        <w:t xml:space="preserve"> Backend</w:t>
       </w:r>
       <w:r>
         <w:rPr>
@@ -2148,7 +2084,23 @@
           <w:sz w:val="26"/>
           <w:szCs w:val="26"/>
         </w:rPr>
-        <w:t>ood-design-skill</w:t>
+        <w:t>backend-development-skill</w:t>
+      </w:r>
+      <w:r>
+        <w:rPr>
+          <w:rFonts w:ascii="Times New Roman" w:hAnsi="Times New Roman" w:cs="Times New Roman"/>
+          <w:sz w:val="26"/>
+          <w:szCs w:val="26"/>
+        </w:rPr>
+        <w:t xml:space="preserve">, </w:t>
+      </w:r>
+      <w:r>
+        <w:rPr>
+          <w:rFonts w:ascii="Times New Roman" w:hAnsi="Times New Roman" w:cs="Times New Roman"/>
+          <w:sz w:val="26"/>
+          <w:szCs w:val="26"/>
+        </w:rPr>
+        <w:t>database-design-skill, ood-design-skill</w:t>
       </w:r>
       <w:r>
         <w:rPr>
@@ -2180,7 +2132,7 @@
           <w:sz w:val="26"/>
           <w:szCs w:val="26"/>
         </w:rPr>
-        <w:t>Dựa vào rule và skill requirements, hãy tạo cho tôi skill `.agents/skills/ood/SKILL.md` phục vụ thiết kế Hướng đối tượng (OOAD).</w:t>
+        <w:t>Áp dụng backend-development-skill, ood-design-skill và database-design-skill, hãy lập trình toàn bộ tầng Backend API bằng FastAPI:</w:t>
       </w:r>
     </w:p>
     <w:p>
@@ -2204,7 +2156,7 @@
           <w:sz w:val="26"/>
           <w:szCs w:val="26"/>
         </w:rPr>
-        <w:t>Yêu cầu:</w:t>
+        <w:t>1. Cấu hình CSDL SQLite và SQLAlchemy ORM ánh xạ chính xác 8 bảng dữ liệu.</w:t>
       </w:r>
     </w:p>
     <w:p>
@@ -2228,7 +2180,7 @@
           <w:sz w:val="26"/>
           <w:szCs w:val="26"/>
         </w:rPr>
-        <w:t>- Xây dựng Domain Model và sơ đồ lớp thiết kế (Design Class Diagram).</w:t>
+        <w:t>2. Xây dựng hệ thống xác thực bảo mật JWT, mã hóa mật khẩu bcrypt và Middleware phân quyền nghiêm ngặt 3 vai trò (CLERK, LEADER, SPECIALIST).</w:t>
       </w:r>
     </w:p>
     <w:p>
@@ -2252,7 +2204,7 @@
           <w:sz w:val="26"/>
           <w:szCs w:val="26"/>
         </w:rPr>
-        <w:t>- Định nghĩa chi tiết các Class cốt lõi, thuộc tính, phương thức, các lớp Enum và DTOs.</w:t>
+        <w:t>3. Xây dựng 6 Router API: Auth, Documents, Tasks, Drafts, Statistics, và AI.</w:t>
       </w:r>
     </w:p>
     <w:p>
@@ -2274,7 +2226,7 @@
           <w:sz w:val="26"/>
           <w:szCs w:val="26"/>
         </w:rPr>
-        <w:t>- Áp dụng các nguyên lý SOLID và mẫu thiết kế GRASP/GoF cơ bản phù hợp với dự án môn học (Adapter Pattern cho AI, Facade, Dependency Injection).</w:t>
+        <w:t>4. Lập trình AIService theo Adapter Pattern hỗ trợ Gemini/OpenAI, tích hợp bộ Smart Mock Heuristics để tự động dự phòng khi chạy offline hoặc API Key lỗi.</w:t>
       </w:r>
     </w:p>
     <w:p>
@@ -2296,23 +2248,23 @@
           <w:sz w:val="26"/>
           <w:szCs w:val="26"/>
         </w:rPr>
-        <w:t xml:space="preserve">Prompt tạo Skill </w:t>
-      </w:r>
-      <w:r>
-        <w:rPr>
-          <w:rFonts w:ascii="Times New Roman" w:hAnsi="Times New Roman" w:cs="Times New Roman"/>
-          <w:sz w:val="26"/>
-          <w:szCs w:val="26"/>
-        </w:rPr>
-        <w:t>Lập trình</w:t>
-      </w:r>
-      <w:r>
-        <w:rPr>
-          <w:rFonts w:ascii="Times New Roman" w:hAnsi="Times New Roman" w:cs="Times New Roman"/>
-          <w:sz w:val="26"/>
-          <w:szCs w:val="26"/>
-        </w:rPr>
-        <w:t xml:space="preserve"> Backend</w:t>
+        <w:t xml:space="preserve">Prompt </w:t>
+      </w:r>
+      <w:r>
+        <w:rPr>
+          <w:rFonts w:ascii="Times New Roman" w:hAnsi="Times New Roman" w:cs="Times New Roman"/>
+          <w:sz w:val="26"/>
+          <w:szCs w:val="26"/>
+        </w:rPr>
+        <w:t>l</w:t>
+      </w:r>
+      <w:r>
+        <w:rPr>
+          <w:rFonts w:ascii="Times New Roman" w:hAnsi="Times New Roman" w:cs="Times New Roman"/>
+          <w:sz w:val="26"/>
+          <w:szCs w:val="26"/>
+        </w:rPr>
+        <w:t>ập trình Frontend</w:t>
       </w:r>
       <w:r>
         <w:rPr>
@@ -2328,7 +2280,7 @@
           <w:sz w:val="26"/>
           <w:szCs w:val="26"/>
         </w:rPr>
-        <w:t>backend-development-skill</w:t>
+        <w:t>frontend-development-skill, requirements-engineering-skill</w:t>
       </w:r>
       <w:r>
         <w:rPr>
@@ -2360,7 +2312,7 @@
           <w:sz w:val="26"/>
           <w:szCs w:val="26"/>
         </w:rPr>
-        <w:t>Dựa vào rule, database-design-skill và ood-design-skill, hãy tạo cho tôi skill `.agents/skills/backend/SKILL.md` cho Backend API.</w:t>
+        <w:t>Áp dụng frontend-development-skill và requirements-engineering-skill, hãy xây dựng ứng dụng Frontend SPA bằng React 18, Vite và TailwindCSS:</w:t>
       </w:r>
     </w:p>
     <w:p>
@@ -2384,7 +2336,7 @@
           <w:sz w:val="26"/>
           <w:szCs w:val="26"/>
         </w:rPr>
-        <w:t>Yêu cầu:</w:t>
+        <w:t>1. Thiết kế giao diện hiện đại phong cách công vụ (tone màu Navy/Slate), có Responsive và Toast thông báo trực quan.</w:t>
       </w:r>
     </w:p>
     <w:p>
@@ -2408,7 +2360,7 @@
           <w:sz w:val="26"/>
           <w:szCs w:val="26"/>
         </w:rPr>
-        <w:t>- Sử dụng Python, FastAPI, SQLAlchemy ORM, SQLite.</w:t>
+        <w:t>2. Xây dựng màn hình Đăng nhập có 3 thẻ One-Click Demo cho 3 vai trò (Văn thư, Lãnh đạo, Chuyên viên).</w:t>
       </w:r>
     </w:p>
     <w:p>
@@ -2432,7 +2384,7 @@
           <w:sz w:val="26"/>
           <w:szCs w:val="26"/>
         </w:rPr>
-        <w:t>- Tổ chức cấu trúc thư mục dạng Router/Service/Model phân tầng rõ ràng.</w:t>
+        <w:t>3. Màn hình Tạo công văn: Tích hợp nút nạp văn bản mẫu 1-click, khung review AI Human-in-the-loop cho phép xem và sửa độ khẩn, đơn vị xử lý trước khi lưu.</w:t>
       </w:r>
     </w:p>
     <w:p>
@@ -2456,7 +2408,7 @@
           <w:sz w:val="26"/>
           <w:szCs w:val="26"/>
         </w:rPr>
-        <w:t>- Thiết lập cơ chế xác thực JWT và phân quyền nghiêm ngặt 3 vai trò (RBAC middleware).</w:t>
+        <w:t>4. Màn hình Chi tiết &amp; Nhiệm vụ: Hiển thị thanh tiến trình xử lý, khung AI Tóm tắt văn bản dài và chức năng AI Soạn thảo dự thảo phản hồi kèm nút copy nhanh.</w:t>
       </w:r>
     </w:p>
     <w:p>
@@ -2478,7 +2430,7 @@
           <w:sz w:val="26"/>
           <w:szCs w:val="26"/>
         </w:rPr>
-        <w:t>- Thiết kế AIService với Adapter hỗ trợ Gemini, OpenAI và có bộ Resilient Mock Heuristics chống lỗi khi demo offline.</w:t>
+        <w:t>5. Màn hình Dashboard: Thống kê số lượng, tiến độ và cảnh báo công văn sắp hết hạn (màu vàng) / quá hạn (màu đỏ).</w:t>
       </w:r>
     </w:p>
     <w:p>
@@ -2500,7 +2452,39 @@
           <w:sz w:val="26"/>
           <w:szCs w:val="26"/>
         </w:rPr>
-        <w:t>Prompt tạo Skill Lập trình Frontend</w:t>
+        <w:t xml:space="preserve">Prompt tạo </w:t>
+      </w:r>
+      <w:r>
+        <w:rPr>
+          <w:rFonts w:ascii="Times New Roman" w:hAnsi="Times New Roman" w:cs="Times New Roman"/>
+          <w:sz w:val="26"/>
+          <w:szCs w:val="26"/>
+        </w:rPr>
+        <w:t>bộ</w:t>
+      </w:r>
+      <w:r>
+        <w:rPr>
+          <w:rFonts w:ascii="Times New Roman" w:hAnsi="Times New Roman" w:cs="Times New Roman"/>
+          <w:sz w:val="26"/>
+          <w:szCs w:val="26"/>
+        </w:rPr>
+        <w:t xml:space="preserve"> </w:t>
+      </w:r>
+      <w:r>
+        <w:rPr>
+          <w:rFonts w:ascii="Times New Roman" w:hAnsi="Times New Roman" w:cs="Times New Roman"/>
+          <w:sz w:val="26"/>
+          <w:szCs w:val="26"/>
+        </w:rPr>
+        <w:t>k</w:t>
+      </w:r>
+      <w:r>
+        <w:rPr>
+          <w:rFonts w:ascii="Times New Roman" w:hAnsi="Times New Roman" w:cs="Times New Roman"/>
+          <w:sz w:val="26"/>
+          <w:szCs w:val="26"/>
+        </w:rPr>
+        <w:t>iểm thử</w:t>
       </w:r>
       <w:r>
         <w:rPr>
@@ -2516,15 +2500,7 @@
           <w:sz w:val="26"/>
           <w:szCs w:val="26"/>
         </w:rPr>
-        <w:t>frontend-development-skill</w:t>
-      </w:r>
-      <w:r>
-        <w:rPr>
-          <w:rFonts w:ascii="Times New Roman" w:hAnsi="Times New Roman" w:cs="Times New Roman"/>
-          <w:sz w:val="26"/>
-          <w:szCs w:val="26"/>
-        </w:rPr>
-        <w:t>)</w:t>
+        <w:t>testing-qa-skill)</w:t>
       </w:r>
     </w:p>
     <w:p>
@@ -2548,7 +2524,7 @@
           <w:sz w:val="26"/>
           <w:szCs w:val="26"/>
         </w:rPr>
-        <w:t>Dựa vào rule và backend-development-skill, hãy tạo cho tôi skill `.agents/skills/frontend/SKILL.md` cho Frontend Web.</w:t>
+        <w:t>Áp dụng testing-qa-skill và requirements-engineering-skill, hãy xây dựng bộ kiểm thử tự động toàn diện bằng Pytest:</w:t>
       </w:r>
     </w:p>
     <w:p>
@@ -2572,7 +2548,7 @@
           <w:sz w:val="26"/>
           <w:szCs w:val="26"/>
         </w:rPr>
-        <w:t>Yêu cầu:</w:t>
+        <w:t>1. Cấu hình `backend/tests/conftest.py` tạo CSDL SQLite in-memory độc lập cho mỗi phiên test và cung cấp FastAPI TestClient cùng token xác thực của 3 vai trò.</w:t>
       </w:r>
     </w:p>
     <w:p>
@@ -2596,7 +2572,7 @@
           <w:sz w:val="26"/>
           <w:szCs w:val="26"/>
         </w:rPr>
-        <w:t>- Công nghệ: React 18, Vite, TailwindCSS (ưu tiên tone màu công vụ xanh Navy/Slate, giao diện hiện đại, trực quan).</w:t>
+        <w:t>2. Viết các file kiểm thử:</w:t>
       </w:r>
     </w:p>
     <w:p>
@@ -2620,7 +2596,7 @@
           <w:sz w:val="26"/>
           <w:szCs w:val="26"/>
         </w:rPr>
-        <w:t>- Thiết kế trải nghiệm AI Human-in-the-loop: Hiển thị kết quả AI tóm tắt, cho phép chỉnh sửa độ khẩn, đơn vị xử lý trước khi lưu.</w:t>
+        <w:t xml:space="preserve">   - `test_auth.py`: Kiểm tra đăng nhập đúng/sai, cấp phát JWT.</w:t>
       </w:r>
     </w:p>
     <w:p>
@@ -2628,21 +2604,93 @@
         <w:ind w:left="720"/>
         <w:rPr>
           <w:rFonts w:ascii="Times New Roman" w:hAnsi="Times New Roman" w:cs="Times New Roman"/>
-          <w:color w:val="EE0000"/>
-          <w:sz w:val="26"/>
-          <w:szCs w:val="26"/>
-        </w:rPr>
-      </w:pPr>
-      <w:r>
-        <w:rPr>
-          <w:rFonts w:ascii="Times New Roman" w:hAnsi="Times New Roman" w:cs="Times New Roman"/>
-          <w:i/>
-          <w:iCs/>
-          <w:color w:val="EE0000"/>
-          <w:sz w:val="26"/>
-          <w:szCs w:val="26"/>
-        </w:rPr>
-        <w:t>- Xây dựng UI phân quyền theo 3 vai trò: Văn thư (nhập văn bản, bóc tách), Lãnh đạo (Dashboard, phân công), Chuyên viên (xử lý việc, sinh dự thảo).</w:t>
+          <w:i/>
+          <w:iCs/>
+          <w:color w:val="EE0000"/>
+          <w:sz w:val="26"/>
+          <w:szCs w:val="26"/>
+        </w:rPr>
+      </w:pPr>
+      <w:r>
+        <w:rPr>
+          <w:rFonts w:ascii="Times New Roman" w:hAnsi="Times New Roman" w:cs="Times New Roman"/>
+          <w:i/>
+          <w:iCs/>
+          <w:color w:val="EE0000"/>
+          <w:sz w:val="26"/>
+          <w:szCs w:val="26"/>
+        </w:rPr>
+        <w:t xml:space="preserve">   - `test_rbac.py`: Kiểm thử bảo mật phân quyền (chuyên viên gọi API lãnh đạo bị trả 403).</w:t>
+      </w:r>
+    </w:p>
+    <w:p>
+      <w:pPr>
+        <w:ind w:left="720"/>
+        <w:rPr>
+          <w:rFonts w:ascii="Times New Roman" w:hAnsi="Times New Roman" w:cs="Times New Roman"/>
+          <w:i/>
+          <w:iCs/>
+          <w:color w:val="EE0000"/>
+          <w:sz w:val="26"/>
+          <w:szCs w:val="26"/>
+        </w:rPr>
+      </w:pPr>
+      <w:r>
+        <w:rPr>
+          <w:rFonts w:ascii="Times New Roman" w:hAnsi="Times New Roman" w:cs="Times New Roman"/>
+          <w:i/>
+          <w:iCs/>
+          <w:color w:val="EE0000"/>
+          <w:sz w:val="26"/>
+          <w:szCs w:val="26"/>
+        </w:rPr>
+        <w:t xml:space="preserve">   - `test_documents.py` &amp; `test_tasks.py`: Kiểm thử toàn bộ luồng tạo, phân công, đổi trạng thái.</w:t>
+      </w:r>
+    </w:p>
+    <w:p>
+      <w:pPr>
+        <w:ind w:left="720"/>
+        <w:rPr>
+          <w:rFonts w:ascii="Times New Roman" w:hAnsi="Times New Roman" w:cs="Times New Roman"/>
+          <w:i/>
+          <w:iCs/>
+          <w:color w:val="EE0000"/>
+          <w:sz w:val="26"/>
+          <w:szCs w:val="26"/>
+        </w:rPr>
+      </w:pPr>
+      <w:r>
+        <w:rPr>
+          <w:rFonts w:ascii="Times New Roman" w:hAnsi="Times New Roman" w:cs="Times New Roman"/>
+          <w:i/>
+          <w:iCs/>
+          <w:color w:val="EE0000"/>
+          <w:sz w:val="26"/>
+          <w:szCs w:val="26"/>
+        </w:rPr>
+        <w:t xml:space="preserve">   - `test_ai.py`: Kiểm thử các trường hợp đặc thù KT3 (chống ảo giác hallucination, văn bản dài, thiếu metadata, chế độ mock offline).</w:t>
+      </w:r>
+    </w:p>
+    <w:p>
+      <w:pPr>
+        <w:ind w:left="720"/>
+        <w:rPr>
+          <w:rFonts w:ascii="Times New Roman" w:hAnsi="Times New Roman" w:cs="Times New Roman"/>
+          <w:color w:val="EE0000"/>
+          <w:sz w:val="26"/>
+          <w:szCs w:val="26"/>
+        </w:rPr>
+      </w:pPr>
+      <w:r>
+        <w:rPr>
+          <w:rFonts w:ascii="Times New Roman" w:hAnsi="Times New Roman" w:cs="Times New Roman"/>
+          <w:i/>
+          <w:iCs/>
+          <w:color w:val="EE0000"/>
+          <w:sz w:val="26"/>
+          <w:szCs w:val="26"/>
+        </w:rPr>
+        <w:t>3. Chạy kiểm thử và đảm bảo 100% test cases đều PASS.</w:t>
       </w:r>
     </w:p>
     <w:p>
@@ -2664,7 +2712,7 @@
           <w:sz w:val="26"/>
           <w:szCs w:val="26"/>
         </w:rPr>
-        <w:t>Prompt tạo Skill Kiểm thử</w:t>
+        <w:t>Prompt tạo Skill Hướng dẫn Sử dụng</w:t>
       </w:r>
       <w:r>
         <w:rPr>
@@ -2680,179 +2728,7 @@
           <w:sz w:val="26"/>
           <w:szCs w:val="26"/>
         </w:rPr>
-        <w:t>testing-qa-skill</w:t>
-      </w:r>
-      <w:r>
-        <w:rPr>
-          <w:rFonts w:ascii="Times New Roman" w:hAnsi="Times New Roman" w:cs="Times New Roman"/>
-          <w:sz w:val="26"/>
-          <w:szCs w:val="26"/>
-        </w:rPr>
-        <w:t>)</w:t>
-      </w:r>
-    </w:p>
-    <w:p>
-      <w:pPr>
-        <w:ind w:left="720"/>
-        <w:rPr>
-          <w:rFonts w:ascii="Times New Roman" w:hAnsi="Times New Roman" w:cs="Times New Roman"/>
-          <w:i/>
-          <w:iCs/>
-          <w:color w:val="EE0000"/>
-          <w:sz w:val="26"/>
-          <w:szCs w:val="26"/>
-        </w:rPr>
-      </w:pPr>
-      <w:r>
-        <w:rPr>
-          <w:rFonts w:ascii="Times New Roman" w:hAnsi="Times New Roman" w:cs="Times New Roman"/>
-          <w:i/>
-          <w:iCs/>
-          <w:color w:val="EE0000"/>
-          <w:sz w:val="26"/>
-          <w:szCs w:val="26"/>
-        </w:rPr>
-        <w:t>Dựa vào rule và 12 FR, hãy tạo cho tôi skill `.agents/skills/testing/SKILL.md` phục vụ kiểm thử chất lượng và đánh giá AI (KT3).</w:t>
-      </w:r>
-    </w:p>
-    <w:p>
-      <w:pPr>
-        <w:ind w:left="720"/>
-        <w:rPr>
-          <w:rFonts w:ascii="Times New Roman" w:hAnsi="Times New Roman" w:cs="Times New Roman"/>
-          <w:i/>
-          <w:iCs/>
-          <w:color w:val="EE0000"/>
-          <w:sz w:val="26"/>
-          <w:szCs w:val="26"/>
-        </w:rPr>
-      </w:pPr>
-      <w:r>
-        <w:rPr>
-          <w:rFonts w:ascii="Times New Roman" w:hAnsi="Times New Roman" w:cs="Times New Roman"/>
-          <w:i/>
-          <w:iCs/>
-          <w:color w:val="EE0000"/>
-          <w:sz w:val="26"/>
-          <w:szCs w:val="26"/>
-        </w:rPr>
-        <w:t>Yêu cầu:</w:t>
-      </w:r>
-    </w:p>
-    <w:p>
-      <w:pPr>
-        <w:ind w:left="720"/>
-        <w:rPr>
-          <w:rFonts w:ascii="Times New Roman" w:hAnsi="Times New Roman" w:cs="Times New Roman"/>
-          <w:i/>
-          <w:iCs/>
-          <w:color w:val="EE0000"/>
-          <w:sz w:val="26"/>
-          <w:szCs w:val="26"/>
-        </w:rPr>
-      </w:pPr>
-      <w:r>
-        <w:rPr>
-          <w:rFonts w:ascii="Times New Roman" w:hAnsi="Times New Roman" w:cs="Times New Roman"/>
-          <w:i/>
-          <w:iCs/>
-          <w:color w:val="EE0000"/>
-          <w:sz w:val="26"/>
-          <w:szCs w:val="26"/>
-        </w:rPr>
-        <w:t>- Chiến lược kiểm thử 4 cấp độ: Unit Test, RBAC Security Test, Integration Test và AI Evaluation.</w:t>
-      </w:r>
-    </w:p>
-    <w:p>
-      <w:pPr>
-        <w:ind w:left="720"/>
-        <w:rPr>
-          <w:rFonts w:ascii="Times New Roman" w:hAnsi="Times New Roman" w:cs="Times New Roman"/>
-          <w:i/>
-          <w:iCs/>
-          <w:color w:val="EE0000"/>
-          <w:sz w:val="26"/>
-          <w:szCs w:val="26"/>
-        </w:rPr>
-      </w:pPr>
-      <w:r>
-        <w:rPr>
-          <w:rFonts w:ascii="Times New Roman" w:hAnsi="Times New Roman" w:cs="Times New Roman"/>
-          <w:i/>
-          <w:iCs/>
-          <w:color w:val="EE0000"/>
-          <w:sz w:val="26"/>
-          <w:szCs w:val="26"/>
-        </w:rPr>
-        <w:t>- Tập trung vào các ca kiểm thử AI đặc thù: Chống ảo giác (Anti-hallucination), văn bản dài, thiếu metadata, mất mạng/lỗi API Key.</w:t>
-      </w:r>
-    </w:p>
-    <w:p>
-      <w:pPr>
-        <w:ind w:left="720"/>
-        <w:rPr>
-          <w:rFonts w:ascii="Times New Roman" w:hAnsi="Times New Roman" w:cs="Times New Roman"/>
-          <w:color w:val="EE0000"/>
-          <w:sz w:val="26"/>
-          <w:szCs w:val="26"/>
-        </w:rPr>
-      </w:pPr>
-      <w:r>
-        <w:rPr>
-          <w:rFonts w:ascii="Times New Roman" w:hAnsi="Times New Roman" w:cs="Times New Roman"/>
-          <w:i/>
-          <w:iCs/>
-          <w:color w:val="EE0000"/>
-          <w:sz w:val="26"/>
-          <w:szCs w:val="26"/>
-        </w:rPr>
-        <w:t>- Xây dựng bộ test tự động bằng Pytest và FastAPI TestClient với CSDL in-memory độc lập.</w:t>
-      </w:r>
-    </w:p>
-    <w:p>
-      <w:pPr>
-        <w:pStyle w:val="ListParagraph"/>
-        <w:numPr>
-          <w:ilvl w:val="0"/>
-          <w:numId w:val="1"/>
-        </w:numPr>
-        <w:rPr>
-          <w:rFonts w:ascii="Times New Roman" w:hAnsi="Times New Roman" w:cs="Times New Roman"/>
-          <w:sz w:val="26"/>
-          <w:szCs w:val="26"/>
-        </w:rPr>
-      </w:pPr>
-      <w:r>
-        <w:rPr>
-          <w:rFonts w:ascii="Times New Roman" w:hAnsi="Times New Roman" w:cs="Times New Roman"/>
-          <w:sz w:val="26"/>
-          <w:szCs w:val="26"/>
-        </w:rPr>
-        <w:t>Prompt tạo Skill Hướng dẫn Sử dụng</w:t>
-      </w:r>
-      <w:r>
-        <w:rPr>
-          <w:rFonts w:ascii="Times New Roman" w:hAnsi="Times New Roman" w:cs="Times New Roman"/>
-          <w:sz w:val="26"/>
-          <w:szCs w:val="26"/>
-        </w:rPr>
-        <w:t xml:space="preserve"> (</w:t>
-      </w:r>
-      <w:r>
-        <w:rPr>
-          <w:rFonts w:ascii="Times New Roman" w:hAnsi="Times New Roman" w:cs="Times New Roman"/>
-          <w:sz w:val="26"/>
-          <w:szCs w:val="26"/>
-        </w:rPr>
-        <w:t>ai-document-skill</w:t>
-      </w:r>
-      <w:r>
-        <w:rPr>
-          <w:rFonts w:ascii="Times New Roman" w:hAnsi="Times New Roman" w:cs="Times New Roman"/>
-          <w:sz w:val="26"/>
-          <w:szCs w:val="26"/>
-        </w:rPr>
-        <w:t>)</w:t>
+        <w:t>ai-document-skill)</w:t>
       </w:r>
     </w:p>
     <w:p>
